--- a/HW5_LPC/Homework5_2026311323_HowonChung.docx
+++ b/HW5_LPC/Homework5_2026311323_HowonChung.docx
@@ -160,7 +160,7 @@
         <w:rPr>
           <w:i w:val="0"/>
         </w:rPr>
-        <w:t>The quantity that genuinely depends on model order is the prediction-error (residual) energy itself: E(i) = (1−k_i²) E(i-1) is non-increasing by construction, so adding more poles can only reduce or leave unchanged the energy left in the residual, never increase it. The table and plot below show the mean residual energy, averaged over every frame in the recording, at each of the orders the assignment specifies.</w:t>
+        <w:t>The quantity that genuinely depends on model order is the prediction-error (residual) energy itself: E(i) = (1−k_i²) E(i-1) is non-increasing by construction, so adding more poles can only reduce or leave unchanged the energy left in the residual, never increase it. The table and plot below show the mean residual energy, averaged over every frame in the recording, at each of the orders the assignment specifies. (This is φ[0]'s own scale -- a biased autocorrelation, i.e. a raw sum of squares over one 200-sample Hamming-windowed frame, not a per-sample power -- so it is only meaningful compared across orders/frames on this same scale, not directly against a whole-clip RMS figure quoted elsewhere in this report.)</w:t>
       </w:r>
     </w:p>
     <w:tbl>
@@ -649,6 +649,188 @@
         <w:t>3.4 Findings</w:t>
       </w:r>
     </w:p>
+    <w:tbl>
+      <w:tblPr>
+        <w:tblStyle w:val="LightGrid-Accent1"/>
+        <w:tblW w:type="auto" w:w="0"/>
+        <w:tblLook w:firstColumn="1" w:firstRow="1" w:lastColumn="0" w:lastRow="0" w:noHBand="0" w:noVBand="1" w:val="04A0"/>
+      </w:tblPr>
+      <w:tblGrid>
+        <w:gridCol w:w="2166"/>
+        <w:gridCol w:w="2166"/>
+        <w:gridCol w:w="2166"/>
+        <w:gridCol w:w="2166"/>
+      </w:tblGrid>
+      <w:tr>
+        <w:tc>
+          <w:tcPr>
+            <w:tcW w:type="dxa" w:w="2166"/>
+          </w:tcPr>
+          <w:p>
+            <w:r>
+              <w:t>Frame</w:t>
+            </w:r>
+          </w:p>
+        </w:tc>
+        <w:tc>
+          <w:tcPr>
+            <w:tcW w:type="dxa" w:w="2166"/>
+          </w:tcPr>
+          <w:p>
+            <w:r>
+              <w:t>Signal energy (sum sq.)</w:t>
+            </w:r>
+          </w:p>
+        </w:tc>
+        <w:tc>
+          <w:tcPr>
+            <w:tcW w:type="dxa" w:w="2166"/>
+          </w:tcPr>
+          <w:p>
+            <w:r>
+              <w:t>Residual/signal, p=4</w:t>
+            </w:r>
+          </w:p>
+        </w:tc>
+        <w:tc>
+          <w:tcPr>
+            <w:tcW w:type="dxa" w:w="2166"/>
+          </w:tcPr>
+          <w:p>
+            <w:r>
+              <w:t>Residual/signal, p=20</w:t>
+            </w:r>
+          </w:p>
+        </w:tc>
+      </w:tr>
+      <w:tr>
+        <w:tc>
+          <w:tcPr>
+            <w:tcW w:type="dxa" w:w="2166"/>
+          </w:tcPr>
+          <w:p>
+            <w:r>
+              <w:t>Voiced (vowel-like)</w:t>
+            </w:r>
+          </w:p>
+        </w:tc>
+        <w:tc>
+          <w:tcPr>
+            <w:tcW w:type="dxa" w:w="2166"/>
+          </w:tcPr>
+          <w:p>
+            <w:r>
+              <w:t>0.28844</w:t>
+            </w:r>
+          </w:p>
+        </w:tc>
+        <w:tc>
+          <w:tcPr>
+            <w:tcW w:type="dxa" w:w="2166"/>
+          </w:tcPr>
+          <w:p>
+            <w:r>
+              <w:t>17.9%</w:t>
+            </w:r>
+          </w:p>
+        </w:tc>
+        <w:tc>
+          <w:tcPr>
+            <w:tcW w:type="dxa" w:w="2166"/>
+          </w:tcPr>
+          <w:p>
+            <w:r>
+              <w:t>5.8%</w:t>
+            </w:r>
+          </w:p>
+        </w:tc>
+      </w:tr>
+      <w:tr>
+        <w:tc>
+          <w:tcPr>
+            <w:tcW w:type="dxa" w:w="2166"/>
+          </w:tcPr>
+          <w:p>
+            <w:r>
+              <w:t>Unvoiced (fricative/stop-like)</w:t>
+            </w:r>
+          </w:p>
+        </w:tc>
+        <w:tc>
+          <w:tcPr>
+            <w:tcW w:type="dxa" w:w="2166"/>
+          </w:tcPr>
+          <w:p>
+            <w:r>
+              <w:t>0.01523</w:t>
+            </w:r>
+          </w:p>
+        </w:tc>
+        <w:tc>
+          <w:tcPr>
+            <w:tcW w:type="dxa" w:w="2166"/>
+          </w:tcPr>
+          <w:p>
+            <w:r>
+              <w:t>16.2%</w:t>
+            </w:r>
+          </w:p>
+        </w:tc>
+        <w:tc>
+          <w:tcPr>
+            <w:tcW w:type="dxa" w:w="2166"/>
+          </w:tcPr>
+          <w:p>
+            <w:r>
+              <w:t>10.7%</w:t>
+            </w:r>
+          </w:p>
+        </w:tc>
+      </w:tr>
+      <w:tr>
+        <w:tc>
+          <w:tcPr>
+            <w:tcW w:type="dxa" w:w="2166"/>
+          </w:tcPr>
+          <w:p>
+            <w:r>
+              <w:t>Background / silence</w:t>
+            </w:r>
+          </w:p>
+        </w:tc>
+        <w:tc>
+          <w:tcPr>
+            <w:tcW w:type="dxa" w:w="2166"/>
+          </w:tcPr>
+          <w:p>
+            <w:r>
+              <w:t>0.00015</w:t>
+            </w:r>
+          </w:p>
+        </w:tc>
+        <w:tc>
+          <w:tcPr>
+            <w:tcW w:type="dxa" w:w="2166"/>
+          </w:tcPr>
+          <w:p>
+            <w:r>
+              <w:t>1.9%</w:t>
+            </w:r>
+          </w:p>
+        </w:tc>
+        <w:tc>
+          <w:tcPr>
+            <w:tcW w:type="dxa" w:w="2166"/>
+          </w:tcPr>
+          <w:p>
+            <w:r>
+              <w:t>1.5%</w:t>
+            </w:r>
+          </w:p>
+        </w:tc>
+      </w:tr>
+    </w:tbl>
+    <w:p/>
     <w:p>
       <w:pPr>
         <w:spacing w:after="80"/>
@@ -658,7 +840,7 @@
         <w:rPr>
           <w:i w:val="0"/>
         </w:rPr>
-        <w:t>On the voiced frame, raising the order progressively resolves separate formant peaks that low orders blur together into one broad bump; at p=20 the strongest AR peak sits at 3664 Hz. Because voiced excitation is quasi-periodic, the raw FFT spectrum is a dense comb of harmonic lines; the AR curve instead traces only the smooth formant envelope those harmonics sit under, which is exactly the separation of "what the vocal tract did" from "what the glottis did" that motivates LPC-based (vocoder) coding.</w:t>
+        <w:t>On the voiced frame, raising the order progressively resolves separate formant peaks that low orders blur together into one broad bump; at p=20 the strongest AR peak sits at 3664 Hz, and the residual/signal energy ratio falls from 17.9% at p=4 to 5.8% at p=20 -- the largest order-dependent improvement of the three frame types, because there is real formant structure for the extra poles to remove. Because voiced excitation is quasi-periodic, the raw FFT spectrum is a dense comb of harmonic lines; the AR curve instead traces only the smooth formant envelope those harmonics sit under, which is exactly the separation of "what the vocal tract did" from "what the glottis did" that motivates LPC-based (vocoder) coding. This also matches the lecture's own "Criterion of Goodness" property (p.55): the LP error criterion favors a good fit near spectral peaks over spectral valleys, which is visible directly in the plot above -- each AR curve tracks its FFT spectrum's peaks far more tightly than its valleys, at every order.</w:t>
       </w:r>
     </w:p>
     <w:p>
@@ -670,7 +852,7 @@
         <w:rPr>
           <w:i w:val="0"/>
         </w:rPr>
-        <w:t>On the unvoiced frame, the FFT spectrum is comparatively flat and noise-like (no harmonic comb, consistent with turbulent/frication excitation rather than periodic glottal pulses), and the AR envelope stays broader and less sharply peaked than the voiced case at every order tested -- there is less underlying spectral structure for extra poles to uncover, so the gap between low- and high-order AR curves is visibly smaller here than for the voiced frame.</w:t>
+        <w:t>On the unvoiced frame, the FFT spectrum is comparatively flat and noise-like (no harmonic comb, consistent with turbulent/frication excitation rather than periodic glottal pulses), and the residual/signal ratio only falls from 16.2% to 10.7% (p=4 to p=20) -- a visibly smaller improvement than the voiced frame's -- because there is less underlying spectral structure for extra poles to uncover, so the gap between low- and high-order AR curves is correspondingly smaller here than for the voiced frame.</w:t>
       </w:r>
     </w:p>
     <w:p>
@@ -682,7 +864,7 @@
         <w:rPr>
           <w:i w:val="0"/>
         </w:rPr>
-        <w:t>On the background/silence frame, both the FFT spectrum and the AR envelope are comparatively flat at every order, and the frame's absolute residual energy is small in absolute terms despite there being no real formant structure to recover -- the all-pole model is essentially fitting low-level noise, so a low order is already sufficient and additional poles add no interpretable detail.</w:t>
+        <w:t>On the background/silence frame, both the FFT spectrum and the AR envelope are comparatively flat at every order, and the residual/signal ratio is already low at p=4 (1.9%) and barely changes by p=20 (1.5%) -- additional poles add essentially no interpretable detail. In absolute terms this frame's signal energy is about 1985× smaller than the voiced frame's, consistent with it containing near-silence rather than real formant structure for the all-pole model to recover.</w:t>
       </w:r>
     </w:p>
     <w:p>
@@ -719,7 +901,7 @@
         <w:rPr>
           <w:i w:val="0"/>
         </w:rPr>
-        <w:t>A second, complementary idea is to replace the closed-form Levinson-Durbin step itself with a learned predictor: a small network (e.g. over a frame's autocorrelation, or directly over mel-spectral features) predicts the reflection coefficients k_i, trained end-to-end against a perceptual or waveform loss rather than pure prediction-error energy. Because the standard recursion is purely linear and closed-form, it cannot represent the mild nonlinearities (e.g. glottal-source/vocal-tract interaction, breathiness) real speech exhibits; a learned estimator could in principle fit those, at the cost of losing the closed-form recursion's guaranteed filter stability (|k_i|&lt;1), which would need to be re-imposed some other way (e.g. predicting k_i through a tanh output, as is already done in the stability clamp used in this report's own Levinson-Durbin implementation).</w:t>
+        <w:t>A second, complementary idea is to replace the closed-form Levinson-Durbin step itself with a learned predictor: a small network (e.g. over a frame's autocorrelation, or directly over mel-spectral features) predicts the reflection coefficients k_i, trained end-to-end against a perceptual or waveform loss rather than pure prediction-error energy. Because the standard recursion is purely linear and closed-form, it cannot represent the mild nonlinearities (e.g. glottal-source/vocal-tract interaction, breathiness) real speech exhibits; a learned estimator could in principle fit those, at the cost of losing the closed-form recursion's guaranteed filter stability (|k_i|&lt;1), which would need to be re-imposed some other way -- for instance a bounded output activation such as tanh, which enforces |k_i|&lt;1 by construction, rather than the hard min/max clamp this report's own Levinson-Durbin implementation uses to keep the recursion numerically stable.</w:t>
       </w:r>
     </w:p>
     <w:p>
